--- a/Codebase/output/core/CV_Meera_Iyer.docx
+++ b/Codebase/output/core/CV_Meera_Iyer.docx
@@ -3,9 +3,6 @@
 <w:document xmlns:wpc="http://schemas.microsoft.com/office/word/2010/wordprocessingCanvas" xmlns:mo="http://schemas.microsoft.com/office/mac/office/2008/main" xmlns:mc="http://schemas.openxmlformats.org/markup-compatibility/2006" xmlns:mv="urn:schemas-microsoft-com:mac:vml" xmlns:o="urn:schemas-microsoft-com:office:office" xmlns:r="http://schemas.openxmlformats.org/officeDocument/2006/relationships" xmlns:m="http://schemas.openxmlformats.org/officeDocument/2006/math" xmlns:v="urn:schemas-microsoft-com:vml" xmlns:wp14="http://schemas.microsoft.com/office/word/2010/wordprocessingDrawing" xmlns:wp="http://schemas.openxmlformats.org/drawingml/2006/wordprocessingDrawing" xmlns:w10="urn:schemas-microsoft-com:office:word" xmlns:w="http://schemas.openxmlformats.org/wordprocessingml/2006/main" xmlns:w14="http://schemas.microsoft.com/office/word/2010/wordml" xmlns:wpg="http://schemas.microsoft.com/office/word/2010/wordprocessingGroup" xmlns:wpi="http://schemas.microsoft.com/office/word/2010/wordprocessingInk" xmlns:wne="http://schemas.microsoft.com/office/word/2006/wordml" xmlns:wps="http://schemas.microsoft.com/office/word/2010/wordprocessingShape" mc:Ignorable="w14 wp14">
   <w:body>
     <w:p>
-      <w:pPr>
-        <w:jc w:val="left"/>
-      </w:pPr>
       <w:r>
         <w:rPr>
           <w:rFonts w:ascii="Calibri" w:hAnsi="Calibri"/>
@@ -83,9 +80,6 @@
       </w:r>
     </w:p>
     <w:p>
-      <w:pPr>
-        <w:spacing w:after="40"/>
-      </w:pPr>
       <w:r>
         <w:rPr>
           <w:b/>
@@ -102,7 +96,6 @@
     <w:p>
       <w:pPr>
         <w:pStyle w:val="ListBullet"/>
-        <w:spacing w:after="40"/>
       </w:pPr>
       <w:r>
         <w:t>Redesigned algebra curriculum leading to a 13% increase in student pass rates.</w:t>
@@ -111,16 +104,12 @@
     <w:p>
       <w:pPr>
         <w:pStyle w:val="ListBullet"/>
-        <w:spacing w:after="40"/>
       </w:pPr>
       <w:r>
         <w:t>Implemented interactive learning strategies using Khan Academy tools and Google Classroom platform.</w:t>
       </w:r>
     </w:p>
     <w:p>
-      <w:pPr>
-        <w:spacing w:after="40"/>
-      </w:pPr>
       <w:r>
         <w:rPr>
           <w:b/>
@@ -137,7 +126,6 @@
     <w:p>
       <w:pPr>
         <w:pStyle w:val="ListBullet"/>
-        <w:spacing w:after="40"/>
       </w:pPr>
       <w:r>
         <w:t>Delivered engaging math lessons to middle and high school students.</w:t>
